--- a/pr-preview/pr-163/notation-tracked-changes.docx
+++ b/pr-preview/pr-163/notation-tracked-changes.docx
@@ -16,7 +16,7 @@
       </w:pPr>
       <w:del w:id="1" w:author="PR Preview" w:date="2026-01-01T00:00:00Z">
         <w:r>
-          <w:delText xml:space="preserve">Last modified: 2026-10-15 01:21:20 (PDT)</w:delText>
+          <w:delText xml:space="preserve">Last modified: 2026-10-15 05:15:30 (PDT)</w:delText>
         </w:r>
       </w:del>
     </w:p>
@@ -26,7 +26,7 @@
       </w:pPr>
       <w:ins w:id="2" w:author="PR Preview" w:date="2026-01-01T00:00:00Z">
         <w:r>
-          <w:t xml:space="preserve">Last modified: 2026-10-15 01:25:47 (PDT)</w:t>
+          <w:t xml:space="preserve">Last modified: 2026-10-15 08:11:10 (PDT)</w:t>
         </w:r>
       </w:ins>
     </w:p>
@@ -1288,7 +1288,7 @@
           <w:b/>
           <w:bCs/>
         </w:rPr>
-        <w:t xml:space="preserve">Definition 2 (Stochastic process)</w:t>
+        <w:t xml:space="preserve">Definition 2 (Stochastic process (random process))</w:t>
       </w:r>
       <w:r>
         <w:t xml:space="preserve"> </w:t>
@@ -1340,7 +1340,17 @@
         <w:t xml:space="preserve"> </w:t>
       </w:r>
       <w:r>
-        <w:t xml:space="preserve">“random process”</w:t>
+        <w:t xml:space="preserve">“</w:t>
+      </w:r>
+      <w:r>
+        <w:rPr>
+          <w:b/>
+          <w:bCs/>
+        </w:rPr>
+        <w:t xml:space="preserve">random process</w:t>
+      </w:r>
+      <w:r>
+        <w:t xml:space="preserve">”</w:t>
       </w:r>
       <w:r>
         <w:t xml:space="preserve"> </w:t>
